--- a/zht/docx/031.content.docx
+++ b/zht/docx/031.content.docx
@@ -19,7 +19,7 @@
         <w:rPr>
           <w:lang w:val="zh_TW" w:bidi="zh_TW"/>
         </w:rPr>
-        <w:t>Resource: Tyndale Open Study Notes</w:t>
+        <w:t>Resource: Aquifer Open Study Notes (Profiles)</w:t>
       </w:r>
       <w:r>
         <w:rPr>
@@ -112,7 +112,7 @@
         <w:rPr>
           <w:lang w:val="zh_TW" w:bidi="zh_TW"/>
         </w:rPr>
-        <w:t>Tyndale Open Study Notes</w:t>
+        <w:t>Aquifer Open Study Notes (Profiles)</w:t>
       </w:r>
     </w:p>
     <w:p>

--- a/zht/docx/031.content.docx
+++ b/zht/docx/031.content.docx
@@ -233,18 +233,12 @@
         </w:rPr>
         <w:t>塞魯士二世（Cyrus II），於公元前559年至530年在位波斯國王，並創建了波斯帝國。他的父親曾是波斯的國王，當時波斯只是一個受米底亞（Media）控制的小國，而他的母親則是米底亞國王的女兒。公元前549年，塞魯士征服了米底亞人，並統一兩國；隨後，在公元前547年，他又在小亞細亞征服了呂底亞（Lydia）。向東邁進，他又將帕提亞（Parthia）以及部分印度納入波斯帝國的版圖。最終，在公元前539年10月29日，塞魯士征服了巴比倫，將其土地納入了他的帝國（見</w:t>
       </w:r>
-      <w:hyperlink r:id="rId13">
-        <w:r>
-          <w:rPr>
-            <w:lang w:val="zh_TW" w:bidi="zh_TW"/>
-          </w:rPr>
-          <w:rPr>
-            <w:color w:val="0000EE"/>
-            <w:u w:val="single"/>
-          </w:rPr>
-          <w:t>但5:30–31</w:t>
-        </w:r>
-      </w:hyperlink>
+      <w:r>
+        <w:rPr>
+          <w:lang w:val="zh_TW" w:bidi="zh_TW"/>
+        </w:rPr>
+        <w:t>但5:30–31</w:t>
+      </w:r>
       <w:r>
         <w:rPr>
           <w:lang w:val="zh_TW" w:bidi="zh_TW"/>
@@ -265,36 +259,24 @@
         </w:rPr>
         <w:t>在征服巴比倫後，塞魯士頒布了一道法令，允許猶太人重返家園並重建耶路撒冷的聖殿。這項關於猶太人的法令記錄在</w:t>
       </w:r>
-      <w:hyperlink r:id="rId14">
-        <w:r>
-          <w:rPr>
-            <w:lang w:val="zh_TW" w:bidi="zh_TW"/>
-          </w:rPr>
-          <w:rPr>
-            <w:color w:val="0000EE"/>
-            <w:u w:val="single"/>
-          </w:rPr>
-          <w:t>歷代志下三十六章22至23節</w:t>
-        </w:r>
-      </w:hyperlink>
+      <w:r>
+        <w:rPr>
+          <w:lang w:val="zh_TW" w:bidi="zh_TW"/>
+        </w:rPr>
+        <w:t>歷代志下三十六章22至23節</w:t>
+      </w:r>
       <w:r>
         <w:rPr>
           <w:lang w:val="zh_TW" w:bidi="zh_TW"/>
         </w:rPr>
         <w:t>和</w:t>
       </w:r>
-      <w:hyperlink r:id="rId15">
-        <w:r>
-          <w:rPr>
-            <w:lang w:val="zh_TW" w:bidi="zh_TW"/>
-          </w:rPr>
-          <w:rPr>
-            <w:color w:val="0000EE"/>
-            <w:u w:val="single"/>
-          </w:rPr>
-          <w:t>以斯拉記一章1至4節</w:t>
-        </w:r>
-      </w:hyperlink>
+      <w:r>
+        <w:rPr>
+          <w:lang w:val="zh_TW" w:bidi="zh_TW"/>
+        </w:rPr>
+        <w:t>以斯拉記一章1至4節</w:t>
+      </w:r>
       <w:r>
         <w:rPr>
           <w:lang w:val="zh_TW" w:bidi="zh_TW"/>
@@ -315,36 +297,24 @@
         </w:rPr>
         <w:t>以賽亞指出塞魯士將會是猶大的解放者（</w:t>
       </w:r>
-      <w:hyperlink r:id="rId16">
-        <w:r>
-          <w:rPr>
-            <w:lang w:val="zh_TW" w:bidi="zh_TW"/>
-          </w:rPr>
-          <w:rPr>
-            <w:color w:val="0000EE"/>
-            <w:u w:val="single"/>
-          </w:rPr>
-          <w:t>賽44:28–45:13</w:t>
-        </w:r>
-      </w:hyperlink>
+      <w:r>
+        <w:rPr>
+          <w:lang w:val="zh_TW" w:bidi="zh_TW"/>
+        </w:rPr>
+        <w:t>賽44:28–45:13</w:t>
+      </w:r>
       <w:r>
         <w:rPr>
           <w:lang w:val="zh_TW" w:bidi="zh_TW"/>
         </w:rPr>
         <w:t>）。以賽亞稱塞魯士為主的受膏者（</w:t>
       </w:r>
-      <w:hyperlink r:id="rId17">
-        <w:r>
-          <w:rPr>
-            <w:lang w:val="zh_TW" w:bidi="zh_TW"/>
-          </w:rPr>
-          <w:rPr>
-            <w:color w:val="0000EE"/>
-            <w:u w:val="single"/>
-          </w:rPr>
-          <w:t>賽45:1</w:t>
-        </w:r>
-      </w:hyperlink>
+      <w:r>
+        <w:rPr>
+          <w:lang w:val="zh_TW" w:bidi="zh_TW"/>
+        </w:rPr>
+        <w:t>賽45:1</w:t>
+      </w:r>
       <w:r>
         <w:rPr>
           <w:lang w:val="zh_TW" w:bidi="zh_TW"/>
@@ -400,180 +370,120 @@
           <w:lang w:val="zh_TW" w:bidi="zh_TW"/>
         </w:rPr>
       </w:r>
-      <w:hyperlink r:id="rId14">
-        <w:r>
-          <w:rPr>
-            <w:lang w:val="zh_TW" w:bidi="zh_TW"/>
-          </w:rPr>
-          <w:rPr>
-            <w:color w:val="0000EE"/>
-            <w:u w:val="single"/>
-          </w:rPr>
-          <w:t>代下36:22–23</w:t>
-        </w:r>
-      </w:hyperlink>
+      <w:r>
+        <w:rPr>
+          <w:lang w:val="zh_TW" w:bidi="zh_TW"/>
+        </w:rPr>
+        <w:t>代下36:22–23</w:t>
+      </w:r>
       <w:r>
         <w:rPr>
           <w:lang w:val="zh_TW" w:bidi="zh_TW"/>
         </w:rPr>
         <w:t>；</w:t>
       </w:r>
-      <w:hyperlink r:id="rId18">
-        <w:r>
-          <w:rPr>
-            <w:lang w:val="zh_TW" w:bidi="zh_TW"/>
-          </w:rPr>
-          <w:rPr>
-            <w:color w:val="0000EE"/>
-            <w:u w:val="single"/>
-          </w:rPr>
-          <w:t>拉1:1–11</w:t>
-        </w:r>
-      </w:hyperlink>
+      <w:r>
+        <w:rPr>
+          <w:lang w:val="zh_TW" w:bidi="zh_TW"/>
+        </w:rPr>
+        <w:t>拉1:1–11</w:t>
+      </w:r>
       <w:r>
         <w:rPr>
           <w:lang w:val="zh_TW" w:bidi="zh_TW"/>
         </w:rPr>
         <w:t>，</w:t>
       </w:r>
-      <w:hyperlink r:id="rId19">
-        <w:r>
-          <w:rPr>
-            <w:lang w:val="zh_TW" w:bidi="zh_TW"/>
-          </w:rPr>
-          <w:rPr>
-            <w:color w:val="0000EE"/>
-            <w:u w:val="single"/>
-          </w:rPr>
-          <w:t>3:7</w:t>
-        </w:r>
-      </w:hyperlink>
+      <w:r>
+        <w:rPr>
+          <w:lang w:val="zh_TW" w:bidi="zh_TW"/>
+        </w:rPr>
+        <w:t>3:7</w:t>
+      </w:r>
       <w:r>
         <w:rPr>
           <w:lang w:val="zh_TW" w:bidi="zh_TW"/>
         </w:rPr>
         <w:t>，</w:t>
       </w:r>
-      <w:hyperlink r:id="rId20">
-        <w:r>
-          <w:rPr>
-            <w:lang w:val="zh_TW" w:bidi="zh_TW"/>
-          </w:rPr>
-          <w:rPr>
-            <w:color w:val="0000EE"/>
-            <w:u w:val="single"/>
-          </w:rPr>
-          <w:t>4:1–5</w:t>
-        </w:r>
-      </w:hyperlink>
+      <w:r>
+        <w:rPr>
+          <w:lang w:val="zh_TW" w:bidi="zh_TW"/>
+        </w:rPr>
+        <w:t>4:1–5</w:t>
+      </w:r>
       <w:r>
         <w:rPr>
           <w:lang w:val="zh_TW" w:bidi="zh_TW"/>
         </w:rPr>
         <w:t>，</w:t>
       </w:r>
-      <w:hyperlink r:id="rId21">
-        <w:r>
-          <w:rPr>
-            <w:lang w:val="zh_TW" w:bidi="zh_TW"/>
-          </w:rPr>
-          <w:rPr>
-            <w:color w:val="0000EE"/>
-            <w:u w:val="single"/>
-          </w:rPr>
-          <w:t>5:6–17</w:t>
-        </w:r>
-      </w:hyperlink>
+      <w:r>
+        <w:rPr>
+          <w:lang w:val="zh_TW" w:bidi="zh_TW"/>
+        </w:rPr>
+        <w:t>5:6–17</w:t>
+      </w:r>
       <w:r>
         <w:rPr>
           <w:lang w:val="zh_TW" w:bidi="zh_TW"/>
         </w:rPr>
         <w:t>，</w:t>
       </w:r>
-      <w:hyperlink r:id="rId22">
-        <w:r>
-          <w:rPr>
-            <w:lang w:val="zh_TW" w:bidi="zh_TW"/>
-          </w:rPr>
-          <w:rPr>
-            <w:color w:val="0000EE"/>
-            <w:u w:val="single"/>
-          </w:rPr>
-          <w:t>6:14–15</w:t>
-        </w:r>
-      </w:hyperlink>
+      <w:r>
+        <w:rPr>
+          <w:lang w:val="zh_TW" w:bidi="zh_TW"/>
+        </w:rPr>
+        <w:t>6:14–15</w:t>
+      </w:r>
       <w:r>
         <w:rPr>
           <w:lang w:val="zh_TW" w:bidi="zh_TW"/>
         </w:rPr>
         <w:t>；</w:t>
       </w:r>
-      <w:hyperlink r:id="rId16">
-        <w:r>
-          <w:rPr>
-            <w:lang w:val="zh_TW" w:bidi="zh_TW"/>
-          </w:rPr>
-          <w:rPr>
-            <w:color w:val="0000EE"/>
-            <w:u w:val="single"/>
-          </w:rPr>
-          <w:t>賽44:28–45:13</w:t>
-        </w:r>
-      </w:hyperlink>
+      <w:r>
+        <w:rPr>
+          <w:lang w:val="zh_TW" w:bidi="zh_TW"/>
+        </w:rPr>
+        <w:t>賽44:28–45:13</w:t>
+      </w:r>
       <w:r>
         <w:rPr>
           <w:lang w:val="zh_TW" w:bidi="zh_TW"/>
         </w:rPr>
         <w:t>，</w:t>
       </w:r>
-      <w:hyperlink r:id="rId23">
-        <w:r>
-          <w:rPr>
-            <w:lang w:val="zh_TW" w:bidi="zh_TW"/>
-          </w:rPr>
-          <w:rPr>
-            <w:color w:val="0000EE"/>
-            <w:u w:val="single"/>
-          </w:rPr>
-          <w:t>48:14–16</w:t>
-        </w:r>
-      </w:hyperlink>
+      <w:r>
+        <w:rPr>
+          <w:lang w:val="zh_TW" w:bidi="zh_TW"/>
+        </w:rPr>
+        <w:t>48:14–16</w:t>
+      </w:r>
       <w:r>
         <w:rPr>
           <w:lang w:val="zh_TW" w:bidi="zh_TW"/>
         </w:rPr>
         <w:t>；</w:t>
       </w:r>
-      <w:hyperlink r:id="rId24">
-        <w:r>
-          <w:rPr>
-            <w:lang w:val="zh_TW" w:bidi="zh_TW"/>
-          </w:rPr>
-          <w:rPr>
-            <w:color w:val="0000EE"/>
-            <w:u w:val="single"/>
-          </w:rPr>
-          <w:t>但6:28</w:t>
-        </w:r>
-      </w:hyperlink>
+      <w:r>
+        <w:rPr>
+          <w:lang w:val="zh_TW" w:bidi="zh_TW"/>
+        </w:rPr>
+        <w:t>但6:28</w:t>
+      </w:r>
       <w:r>
         <w:rPr>
           <w:lang w:val="zh_TW" w:bidi="zh_TW"/>
         </w:rPr>
         <w:t>，</w:t>
       </w:r>
-      <w:hyperlink r:id="rId25">
-        <w:r>
-          <w:rPr>
-            <w:lang w:val="zh_TW" w:bidi="zh_TW"/>
-          </w:rPr>
-          <w:rPr>
-            <w:color w:val="0000EE"/>
-            <w:u w:val="single"/>
-          </w:rPr>
-          <w:t>10:1</w:t>
-        </w:r>
-      </w:hyperlink>
+      <w:r>
+        <w:rPr>
+          <w:lang w:val="zh_TW" w:bidi="zh_TW"/>
+        </w:rPr>
+        <w:t>10:1</w:t>
+      </w:r>
       <w:r>
         <w:rPr>
           <w:lang w:val="zh_TW" w:bidi="zh_TW"/>
